--- a/source-code/pig.docx
+++ b/source-code/pig.docx
@@ -4,372 +4,795 @@
   <w:body>
     <w:p>
       <w:pPr>
-        <w:rPr>
-          <w:b/>
-          <w:bCs/>
-        </w:rPr>
-      </w:pPr>
-      <w:r>
-        <w:rPr>
-          <w:b/>
-          <w:bCs/>
-        </w:rPr>
-        <w:t>Bước 0: Nạp dữ liệu vào Pig (Bắt buộc cho mọi truy vấn)</w:t>
-      </w:r>
-    </w:p>
-    <w:p>
-      <w:r>
-        <w:t xml:space="preserve">Đầu tiên, bạn cần Load file CSV từ HDFS vào một relation trong Pig. </w:t>
-      </w:r>
-      <w:r>
-        <w:rPr>
-          <w:i/>
-          <w:iCs/>
-        </w:rPr>
-        <w:t xml:space="preserve">Lưu ý: Đảm bảo bạn sử dụng thư viện </w:t>
-      </w:r>
-      <w:r>
-        <w:t>PigStorage(',')</w:t>
-      </w:r>
-      <w:r>
-        <w:rPr>
-          <w:i/>
-          <w:iCs/>
-        </w:rPr>
-        <w:t xml:space="preserve"> để Pig hiểu đây là file CSV ngăn cách bằng dấu phẩy, và nhớ bỏ qua dòng tiêu đề (header).</w:t>
-      </w:r>
-    </w:p>
-    <w:p>
-      <w:r>
-        <w:t>-- Đăng ký thư viện nếu cần thiết (tùy thuộc vào cấu hình Hadoop của bạn)</w:t>
-      </w:r>
-    </w:p>
-    <w:p>
-      <w:r>
-        <w:t>-- REGISTER 'path/to/piggybank.jar';</w:t>
+        <w:jc w:val="center"/>
+        <w:rPr>
+          <w:b/>
+          <w:bCs/>
+        </w:rPr>
+      </w:pPr>
+      <w:r>
+        <w:rPr>
+          <w:b/>
+          <w:bCs/>
+        </w:rPr>
+        <w:t>PHÂN TÍCH DỮ LIỆU BẰNG APACHE PIG</w:t>
+      </w:r>
+    </w:p>
+    <w:p>
+      <w:r>
+        <w:t>Khởi động Pig ở chế độ MapReduce:</w:t>
+      </w:r>
+    </w:p>
+    <w:p>
+      <w:r>
+        <w:rPr>
+          <w:b/>
+          <w:bCs/>
+        </w:rPr>
+        <w:t>pig -x mapreduce</w:t>
+      </w:r>
+    </w:p>
+    <w:p>
+      <w:r>
+        <w:t>Khi vào dấu nhắc grunt&gt;, thực hiện tuần tự các bước sau:</w:t>
+      </w:r>
+    </w:p>
+    <w:p>
+      <w:r>
+        <w:rPr>
+          <w:b/>
+          <w:bCs/>
+        </w:rPr>
+        <w:t>1. Nạp dữ liệu vào Pig:</w:t>
+      </w:r>
+    </w:p>
+    <w:p>
+      <w:r>
+        <w:rPr>
+          <w:b/>
+          <w:bCs/>
+        </w:rPr>
+        <w:t>weather_data = LOAD '/user/hadoopdxhuyen/weather_data/part-m-00000' USING PigStorage(',') AS (weather_id:int, weather_date:chararray, province:chararray, region:chararray, temperature:float, humidity:float, precipitation:float, wind_speed:float, pressure:float, weather_condition:chararray, source:chararray);</w:t>
+      </w:r>
+      <w:r>
+        <w:rPr>
+          <w:b/>
+          <w:bCs/>
+        </w:rPr>
+        <w:t xml:space="preserve"> </w:t>
+      </w:r>
+    </w:p>
+    <w:p>
+      <w:r>
+        <w:rPr>
+          <w:b/>
+          <w:bCs/>
+        </w:rPr>
+        <w:t>2. Nhóm dữ liệu theo tỉnh (Dùng chung cho cả 3 câu query):</w:t>
+      </w:r>
+    </w:p>
+    <w:p>
+      <w:r>
+        <w:rPr>
+          <w:b/>
+          <w:bCs/>
+          <w:highlight w:val="yellow"/>
+        </w:rPr>
+        <w:t>grp_province = GROUP clean_weather BY province;</w:t>
+      </w:r>
+    </w:p>
+    <w:p>
+      <w:r>
+        <w:t>-- PIG 1: TOP 5 TỈNH NÓNG NHẤT</w:t>
+      </w:r>
+    </w:p>
+    <w:p>
+      <w:r>
+        <w:t>-- Tính nhiệt độ trung bình theo tỉnh</w:t>
+      </w:r>
+    </w:p>
+    <w:p>
+      <w:pPr>
+        <w:rPr>
+          <w:b/>
+          <w:bCs/>
+        </w:rPr>
+      </w:pPr>
+      <w:r>
+        <w:rPr>
+          <w:b/>
+          <w:bCs/>
+        </w:rPr>
+        <w:t>avg_temp = FOREACH grp_province GENERATE group AS province, AVG(weather_data.temperature) AS avg_tmp;</w:t>
+      </w:r>
+    </w:p>
+    <w:p>
+      <w:r>
+        <w:t>-- Sắp xếp giảm dần và lấy Top 5</w:t>
+      </w:r>
+    </w:p>
+    <w:p>
+      <w:pPr>
+        <w:rPr>
+          <w:b/>
+          <w:bCs/>
+        </w:rPr>
+      </w:pPr>
+      <w:r>
+        <w:rPr>
+          <w:b/>
+          <w:bCs/>
+        </w:rPr>
+        <w:t>ordered_temp = ORDER avg_temp BY avg_tmp DESC;</w:t>
+      </w:r>
+    </w:p>
+    <w:p>
+      <w:pPr>
+        <w:rPr>
+          <w:b/>
+          <w:bCs/>
+        </w:rPr>
+      </w:pPr>
+      <w:r>
+        <w:rPr>
+          <w:b/>
+          <w:bCs/>
+        </w:rPr>
+        <w:t>top5_hot = LIMIT ordered_temp 5;</w:t>
+      </w:r>
+    </w:p>
+    <w:p>
+      <w:r>
+        <w:t>-- In kết quả</w:t>
+      </w:r>
+    </w:p>
+    <w:p>
+      <w:pPr>
+        <w:rPr>
+          <w:b/>
+          <w:bCs/>
+        </w:rPr>
+      </w:pPr>
+      <w:r>
+        <w:rPr>
+          <w:b/>
+          <w:bCs/>
+        </w:rPr>
+        <w:t>DUMP top5_hot;</w:t>
+      </w:r>
+    </w:p>
+    <w:p>
+      <w:pPr>
+        <w:rPr>
+          <w:b/>
+          <w:bCs/>
+        </w:rPr>
+      </w:pPr>
+      <w:r>
+        <w:rPr>
+          <w:b/>
+          <w:bCs/>
+        </w:rPr>
+        <w:t>(Ho Chi Minh,28.313835582994436)</w:t>
+      </w:r>
+    </w:p>
+    <w:p>
+      <w:pPr>
+        <w:rPr>
+          <w:b/>
+          <w:bCs/>
+        </w:rPr>
+      </w:pPr>
+      <w:r>
+        <w:rPr>
+          <w:b/>
+          <w:bCs/>
+        </w:rPr>
+        <w:t>(Ca Mau,28.19599993457533)</w:t>
+      </w:r>
+    </w:p>
+    <w:p>
+      <w:pPr>
+        <w:rPr>
+          <w:b/>
+          <w:bCs/>
+        </w:rPr>
+      </w:pPr>
+      <w:r>
+        <w:rPr>
+          <w:b/>
+          <w:bCs/>
+        </w:rPr>
+        <w:t>(Phu Quoc,27.523205482796445)</w:t>
+      </w:r>
+    </w:p>
+    <w:p>
+      <w:pPr>
+        <w:rPr>
+          <w:b/>
+          <w:bCs/>
+        </w:rPr>
+      </w:pPr>
+      <w:r>
+        <w:rPr>
+          <w:b/>
+          <w:bCs/>
+        </w:rPr>
+        <w:t>(Con Dao,27.381424692232315)</w:t>
+      </w:r>
+    </w:p>
+    <w:p>
+      <w:pPr>
+        <w:rPr>
+          <w:b/>
+          <w:bCs/>
+        </w:rPr>
+      </w:pPr>
+      <w:r>
+        <w:rPr>
+          <w:b/>
+          <w:bCs/>
+        </w:rPr>
+        <w:t>(Khanh Hoa,26.9186848679634)</w:t>
+      </w:r>
+    </w:p>
+    <w:p>
+      <w:pPr>
+        <w:rPr>
+          <w:b/>
+          <w:bCs/>
+        </w:rPr>
+      </w:pPr>
+      <w:r>
+        <w:rPr>
+          <w:b/>
+          <w:bCs/>
+        </w:rPr>
+        <w:lastRenderedPageBreak/>
+        <w:drawing>
+          <wp:inline distT="0" distB="0" distL="0" distR="0" wp14:anchorId="3761ECCF" wp14:editId="1E9D852A">
+            <wp:extent cx="5943600" cy="3053715"/>
+            <wp:effectExtent l="0" t="0" r="0" b="0"/>
+            <wp:docPr id="1723576212" name="Picture 1"/>
+            <wp:cNvGraphicFramePr>
+              <a:graphicFrameLocks xmlns:a="http://schemas.openxmlformats.org/drawingml/2006/main" noChangeAspect="1"/>
+            </wp:cNvGraphicFramePr>
+            <a:graphic xmlns:a="http://schemas.openxmlformats.org/drawingml/2006/main">
+              <a:graphicData uri="http://schemas.openxmlformats.org/drawingml/2006/picture">
+                <pic:pic xmlns:pic="http://schemas.openxmlformats.org/drawingml/2006/picture">
+                  <pic:nvPicPr>
+                    <pic:cNvPr id="1723576212" name=""/>
+                    <pic:cNvPicPr/>
+                  </pic:nvPicPr>
+                  <pic:blipFill>
+                    <a:blip r:embed="rId5"/>
+                    <a:stretch>
+                      <a:fillRect/>
+                    </a:stretch>
+                  </pic:blipFill>
+                  <pic:spPr>
+                    <a:xfrm>
+                      <a:off x="0" y="0"/>
+                      <a:ext cx="5943600" cy="3053715"/>
+                    </a:xfrm>
+                    <a:prstGeom prst="rect">
+                      <a:avLst/>
+                    </a:prstGeom>
+                  </pic:spPr>
+                </pic:pic>
+              </a:graphicData>
+            </a:graphic>
+          </wp:inline>
+        </w:drawing>
+      </w:r>
+    </w:p>
+    <w:p>
+      <w:r>
+        <w:drawing>
+          <wp:inline distT="0" distB="0" distL="0" distR="0" wp14:anchorId="7182D2A9" wp14:editId="2CBAE676">
+            <wp:extent cx="5943600" cy="3053715"/>
+            <wp:effectExtent l="0" t="0" r="0" b="0"/>
+            <wp:docPr id="1798846532" name="Picture 1"/>
+            <wp:cNvGraphicFramePr>
+              <a:graphicFrameLocks xmlns:a="http://schemas.openxmlformats.org/drawingml/2006/main" noChangeAspect="1"/>
+            </wp:cNvGraphicFramePr>
+            <a:graphic xmlns:a="http://schemas.openxmlformats.org/drawingml/2006/main">
+              <a:graphicData uri="http://schemas.openxmlformats.org/drawingml/2006/picture">
+                <pic:pic xmlns:pic="http://schemas.openxmlformats.org/drawingml/2006/picture">
+                  <pic:nvPicPr>
+                    <pic:cNvPr id="1798846532" name=""/>
+                    <pic:cNvPicPr/>
+                  </pic:nvPicPr>
+                  <pic:blipFill>
+                    <a:blip r:embed="rId6"/>
+                    <a:stretch>
+                      <a:fillRect/>
+                    </a:stretch>
+                  </pic:blipFill>
+                  <pic:spPr>
+                    <a:xfrm>
+                      <a:off x="0" y="0"/>
+                      <a:ext cx="5943600" cy="3053715"/>
+                    </a:xfrm>
+                    <a:prstGeom prst="rect">
+                      <a:avLst/>
+                    </a:prstGeom>
+                  </pic:spPr>
+                </pic:pic>
+              </a:graphicData>
+            </a:graphic>
+          </wp:inline>
+        </w:drawing>
+      </w:r>
+    </w:p>
+    <w:p>
+      <w:r>
+        <w:t>-- ==========================================</w:t>
+      </w:r>
+    </w:p>
+    <w:p>
+      <w:r>
+        <w:t>-- PIG 2: TOP 5 TỈNH MƯA NHIỀU NHẤT</w:t>
+      </w:r>
+    </w:p>
+    <w:p>
+      <w:r>
+        <w:t>-- 1. Tính lượng mưa trung bình (Sử dụng đúng tên weather_data)</w:t>
+      </w:r>
+    </w:p>
+    <w:p>
+      <w:r>
+        <w:t>avg_precip = FOREACH grp_province GENERATE group AS province, AVG(weather_data.precipitation) AS avg_prc;</w:t>
+      </w:r>
+    </w:p>
+    <w:p>
+      <w:r>
+        <w:t>-- 2. Sắp xếp giảm dần theo lượng mưa</w:t>
+      </w:r>
+    </w:p>
+    <w:p>
+      <w:r>
+        <w:t>ordered_precip = ORDER avg_precip BY avg_prc DESC;</w:t>
       </w:r>
     </w:p>
     <w:p/>
     <w:p>
       <w:r>
-        <w:t>-- 1. Nạp dữ liệu từ file CSV trên HDFS (Bỏ qua dòng đầu tiên nếu có Header)</w:t>
-      </w:r>
-    </w:p>
-    <w:p>
-      <w:r>
-        <w:t>weather_data = LOAD 'hdfs://path/to/your/final_weather_data.csv' USING PigStorage(',') AS (</w:t>
-      </w:r>
-    </w:p>
-    <w:p>
-      <w:r>
-        <w:t xml:space="preserve">    weather_date:chararray,</w:t>
-      </w:r>
-    </w:p>
-    <w:p>
-      <w:r>
-        <w:t xml:space="preserve">    province:chararray,</w:t>
-      </w:r>
-    </w:p>
-    <w:p>
-      <w:r>
-        <w:t xml:space="preserve">    region:chararray,</w:t>
-      </w:r>
-    </w:p>
-    <w:p>
-      <w:r>
-        <w:t xml:space="preserve">    temperature:float,</w:t>
-      </w:r>
-    </w:p>
-    <w:p>
-      <w:r>
-        <w:t xml:space="preserve">    humidity:float,</w:t>
-      </w:r>
-    </w:p>
-    <w:p>
-      <w:r>
-        <w:t xml:space="preserve">    precipitation:float,</w:t>
-      </w:r>
-    </w:p>
-    <w:p>
-      <w:r>
-        <w:t xml:space="preserve">    wind_speed:float,</w:t>
-      </w:r>
-    </w:p>
-    <w:p>
-      <w:r>
-        <w:t xml:space="preserve">    pressure:float,</w:t>
-      </w:r>
-    </w:p>
-    <w:p>
-      <w:r>
-        <w:t xml:space="preserve">    weather_condition:chararray,</w:t>
-      </w:r>
-    </w:p>
-    <w:p>
-      <w:r>
-        <w:t xml:space="preserve">    source:chararray</w:t>
-      </w:r>
-    </w:p>
-    <w:p>
-      <w:r>
-        <w:t>);</w:t>
+        <w:t>-- 3. Lấy Top 5</w:t>
+      </w:r>
+    </w:p>
+    <w:p>
+      <w:r>
+        <w:t>top5_rain = LIMIT ordered_precip 5;</w:t>
+      </w:r>
+    </w:p>
+    <w:p>
+      <w:r>
+        <w:t>-- 4. In kết quả ra màn hình</w:t>
+      </w:r>
+    </w:p>
+    <w:p>
+      <w:r>
+        <w:t>DUMP top5_rain;</w:t>
+      </w:r>
+    </w:p>
+    <w:p>
+      <w:r>
+        <w:t>(Hue,9.100548016555505)</w:t>
+      </w:r>
+    </w:p>
+    <w:p>
+      <w:r>
+        <w:t>(Da Nang,8.159178104710906)</w:t>
+      </w:r>
+    </w:p>
+    <w:p>
+      <w:r>
+        <w:t>(Phu Quoc,7.856986316119971)</w:t>
+      </w:r>
+    </w:p>
+    <w:p>
+      <w:r>
+        <w:t>(Ca Mau,7.435616421862824)</w:t>
+      </w:r>
+    </w:p>
+    <w:p>
+      <w:r>
+        <w:t>(Ho Chi Minh,7.274520565548988)</w:t>
+      </w:r>
+    </w:p>
+    <w:p>
+      <w:r>
+        <w:drawing>
+          <wp:inline distT="0" distB="0" distL="0" distR="0" wp14:anchorId="2AD380DE" wp14:editId="23CDD51F">
+            <wp:extent cx="5943600" cy="3053715"/>
+            <wp:effectExtent l="0" t="0" r="0" b="0"/>
+            <wp:docPr id="831310155" name="Picture 1"/>
+            <wp:cNvGraphicFramePr>
+              <a:graphicFrameLocks xmlns:a="http://schemas.openxmlformats.org/drawingml/2006/main" noChangeAspect="1"/>
+            </wp:cNvGraphicFramePr>
+            <a:graphic xmlns:a="http://schemas.openxmlformats.org/drawingml/2006/main">
+              <a:graphicData uri="http://schemas.openxmlformats.org/drawingml/2006/picture">
+                <pic:pic xmlns:pic="http://schemas.openxmlformats.org/drawingml/2006/picture">
+                  <pic:nvPicPr>
+                    <pic:cNvPr id="831310155" name=""/>
+                    <pic:cNvPicPr/>
+                  </pic:nvPicPr>
+                  <pic:blipFill>
+                    <a:blip r:embed="rId7"/>
+                    <a:stretch>
+                      <a:fillRect/>
+                    </a:stretch>
+                  </pic:blipFill>
+                  <pic:spPr>
+                    <a:xfrm>
+                      <a:off x="0" y="0"/>
+                      <a:ext cx="5943600" cy="3053715"/>
+                    </a:xfrm>
+                    <a:prstGeom prst="rect">
+                      <a:avLst/>
+                    </a:prstGeom>
+                  </pic:spPr>
+                </pic:pic>
+              </a:graphicData>
+            </a:graphic>
+          </wp:inline>
+        </w:drawing>
+      </w:r>
+    </w:p>
+    <w:p>
+      <w:r>
+        <w:lastRenderedPageBreak/>
+        <w:drawing>
+          <wp:inline distT="0" distB="0" distL="0" distR="0" wp14:anchorId="79C36F8E" wp14:editId="4CAAEF21">
+            <wp:extent cx="5943600" cy="3053715"/>
+            <wp:effectExtent l="0" t="0" r="0" b="0"/>
+            <wp:docPr id="1514455927" name="Picture 1"/>
+            <wp:cNvGraphicFramePr>
+              <a:graphicFrameLocks xmlns:a="http://schemas.openxmlformats.org/drawingml/2006/main" noChangeAspect="1"/>
+            </wp:cNvGraphicFramePr>
+            <a:graphic xmlns:a="http://schemas.openxmlformats.org/drawingml/2006/main">
+              <a:graphicData uri="http://schemas.openxmlformats.org/drawingml/2006/picture">
+                <pic:pic xmlns:pic="http://schemas.openxmlformats.org/drawingml/2006/picture">
+                  <pic:nvPicPr>
+                    <pic:cNvPr id="1514455927" name=""/>
+                    <pic:cNvPicPr/>
+                  </pic:nvPicPr>
+                  <pic:blipFill>
+                    <a:blip r:embed="rId8"/>
+                    <a:stretch>
+                      <a:fillRect/>
+                    </a:stretch>
+                  </pic:blipFill>
+                  <pic:spPr>
+                    <a:xfrm>
+                      <a:off x="0" y="0"/>
+                      <a:ext cx="5943600" cy="3053715"/>
+                    </a:xfrm>
+                    <a:prstGeom prst="rect">
+                      <a:avLst/>
+                    </a:prstGeom>
+                  </pic:spPr>
+                </pic:pic>
+              </a:graphicData>
+            </a:graphic>
+          </wp:inline>
+        </w:drawing>
       </w:r>
     </w:p>
     <w:p/>
     <w:p>
       <w:r>
-        <w:t>-- (Tùy chọn) Lọc bỏ dòng Header nếu bạn chưa xóa nó khỏi file CSV</w:t>
-      </w:r>
-    </w:p>
-    <w:p>
-      <w:r>
-        <w:t>weather_data_clean = FILTER weather_data BY weather_date != 'weather_date';</w:t>
-      </w:r>
-    </w:p>
-    <w:p>
-      <w:pPr>
-        <w:rPr>
-          <w:b/>
-          <w:bCs/>
-        </w:rPr>
-      </w:pPr>
-      <w:r>
-        <w:rPr>
-          <w:b/>
-          <w:bCs/>
-        </w:rPr>
-        <w:t>Pig 1: Top 5 tỉnh nóng nhất (Dựa vào nhiệt độ trung bình)</w:t>
-      </w:r>
-    </w:p>
-    <w:p>
-      <w:r>
-        <w:t>Để tìm các tỉnh nóng nhất, ta phải nhóm dữ liệu theo từng tỉnh, tính trung bình nhiệt độ của tỉnh đó trong cả năm, sắp xếp giảm dần và lấy ra 5 tỉnh đứng đầu.</w:t>
-      </w:r>
-    </w:p>
-    <w:p>
-      <w:r>
-        <w:t>-- 1. Nhóm dữ liệu theo cột province</w:t>
-      </w:r>
-    </w:p>
-    <w:p>
-      <w:r>
-        <w:t>grouped_by_province = GROUP weather_data_clean BY province;</w:t>
-      </w:r>
-    </w:p>
-    <w:p/>
-    <w:p>
-      <w:r>
-        <w:t>-- 2. Tính nhiệt độ trung bình (AVG) cho từng tỉnh</w:t>
-      </w:r>
-    </w:p>
-    <w:p>
-      <w:r>
-        <w:t xml:space="preserve">avg_temp_by_province = FOREACH grouped_by_province GENERATE </w:t>
-      </w:r>
-    </w:p>
-    <w:p>
-      <w:r>
-        <w:t xml:space="preserve">    group AS province, </w:t>
-      </w:r>
-    </w:p>
-    <w:p>
-      <w:r>
-        <w:t xml:space="preserve">    ROUND_TO(AVG(weather_data_clean.temperature), 2) AS avg_temperature;</w:t>
-      </w:r>
-    </w:p>
-    <w:p/>
-    <w:p>
-      <w:r>
-        <w:t>-- 3. Sắp xếp kết quả theo nhiệt độ giảm dần (DESC)</w:t>
-      </w:r>
-    </w:p>
-    <w:p>
-      <w:r>
-        <w:t>sorted_temps = ORDER avg_temp_by_province BY avg_temperature DESC;</w:t>
-      </w:r>
-    </w:p>
-    <w:p/>
-    <w:p>
-      <w:r>
-        <w:t>-- 4. Lấy 5 tỉnh đứng đầu</w:t>
-      </w:r>
-    </w:p>
-    <w:p>
-      <w:r>
-        <w:t>top_5_hottest = LIMIT sorted_temps 5;</w:t>
-      </w:r>
-    </w:p>
-    <w:p/>
-    <w:p>
-      <w:r>
-        <w:t>-- 5. Xuất kết quả ra màn hình (hoặc lưu về HDFS)</w:t>
-      </w:r>
-    </w:p>
-    <w:p>
-      <w:r>
-        <w:t>DUMP top_5_hottest;</w:t>
-      </w:r>
-    </w:p>
-    <w:p>
-      <w:r>
-        <w:t>-- STORE top_5_hottest INTO 'hdfs://path/to/output/hottest_provinces' USING PigStorage(',');</w:t>
-      </w:r>
-    </w:p>
-    <w:p>
-      <w:pPr>
-        <w:rPr>
-          <w:b/>
-          <w:bCs/>
-        </w:rPr>
-      </w:pPr>
-      <w:r>
-        <w:rPr>
-          <w:b/>
-          <w:bCs/>
-        </w:rPr>
-        <w:t>Pig 2: Top 5 tỉnh mưa nhiều nhất (Dựa vào tổng lượng mưa)</w:t>
-      </w:r>
-    </w:p>
-    <w:p>
-      <w:r>
-        <w:t>Ở câu này, thay vì tính trung bình (AVG), ta phải dùng hàm tổng (SUM) lượng mưa để đánh giá tỉnh nào mưa nhiều nhất.</w:t>
-      </w:r>
-    </w:p>
-    <w:p>
-      <w:r>
-        <w:t>-- 1. Nhóm dữ liệu theo cột province (Đã làm ở trên, có thể dùng lại relation)</w:t>
-      </w:r>
-    </w:p>
-    <w:p>
-      <w:r>
-        <w:t>grouped_by_province = GROUP weather_data_clean BY province;</w:t>
-      </w:r>
-    </w:p>
-    <w:p/>
-    <w:p>
-      <w:r>
-        <w:t>-- 2. Tính TỔNG lượng mưa (SUM) cho từng tỉnh</w:t>
-      </w:r>
-    </w:p>
-    <w:p>
-      <w:r>
-        <w:t xml:space="preserve">total_precip_by_province = FOREACH grouped_by_province GENERATE </w:t>
-      </w:r>
-    </w:p>
-    <w:p>
-      <w:r>
-        <w:t xml:space="preserve">    group AS province, </w:t>
-      </w:r>
-    </w:p>
-    <w:p>
-      <w:r>
-        <w:t xml:space="preserve">    ROUND_TO(SUM(weather_data_clean.precipitation), 2) AS total_precipitation;</w:t>
-      </w:r>
-    </w:p>
-    <w:p/>
-    <w:p>
-      <w:r>
-        <w:t>-- 3. Sắp xếp kết quả theo tổng lượng mưa giảm dần (DESC)</w:t>
-      </w:r>
-    </w:p>
-    <w:p>
-      <w:r>
-        <w:t>sorted_precip = ORDER total_precip_by_province BY total_precipitation DESC;</w:t>
-      </w:r>
-    </w:p>
-    <w:p/>
-    <w:p>
-      <w:r>
-        <w:t>-- 4. Lấy 5 tỉnh đứng đầu</w:t>
-      </w:r>
-    </w:p>
-    <w:p>
-      <w:r>
-        <w:t>top_5_rainiest = LIMIT sorted_precip 5;</w:t>
-      </w:r>
-    </w:p>
-    <w:p/>
-    <w:p>
-      <w:r>
-        <w:t>-- 5. Xuất kết quả</w:t>
-      </w:r>
-    </w:p>
-    <w:p>
-      <w:r>
-        <w:t>DUMP top_5_rainiest;</w:t>
-      </w:r>
-    </w:p>
-    <w:p>
-      <w:pPr>
-        <w:rPr>
-          <w:b/>
-          <w:bCs/>
-        </w:rPr>
-      </w:pPr>
-      <w:r>
-        <w:rPr>
-          <w:b/>
-          <w:bCs/>
-        </w:rPr>
-        <w:t>Pig 3: Tốc độ gió trung bình theo tỉnh</w:t>
-      </w:r>
-    </w:p>
-    <w:p>
-      <w:r>
-        <w:t>Truy vấn này tương tự câu 1 nhưng thay cột nhiệt độ bằng cột tốc độ gió, và xuất ra danh sách của tất cả các tỉnh thay vì chỉ lấy Top 5.</w:t>
-      </w:r>
-    </w:p>
-    <w:p>
-      <w:r>
-        <w:t>-- 1. Nhóm dữ liệu theo cột province</w:t>
-      </w:r>
-    </w:p>
-    <w:p>
-      <w:r>
-        <w:t>grouped_by_province = GROUP weather_data_clean BY province;</w:t>
-      </w:r>
-    </w:p>
-    <w:p/>
-    <w:p>
-      <w:r>
-        <w:t>-- 2. Tính tốc độ gió trung bình (AVG) cho từng tỉnh</w:t>
-      </w:r>
-    </w:p>
-    <w:p>
-      <w:r>
-        <w:t xml:space="preserve">avg_wind_by_province = FOREACH grouped_by_province GENERATE </w:t>
-      </w:r>
-    </w:p>
-    <w:p>
-      <w:r>
-        <w:t xml:space="preserve">    group AS province, </w:t>
-      </w:r>
-    </w:p>
-    <w:p>
-      <w:r>
-        <w:t xml:space="preserve">    ROUND_TO(AVG(weather_data_clean.wind_speed), 2) AS avg_wind_speed;</w:t>
-      </w:r>
-    </w:p>
-    <w:p/>
-    <w:p>
-      <w:r>
-        <w:t>-- 3. Sắp xếp danh sách (Tùy chọn: có thể xếp theo tên tỉnh A-Z hoặc theo tốc độ gió)</w:t>
-      </w:r>
-    </w:p>
-    <w:p>
-      <w:r>
-        <w:t>sorted_wind_speed = ORDER avg_wind_by_province BY avg_wind_speed DESC;</w:t>
-      </w:r>
-    </w:p>
-    <w:p/>
-    <w:p>
-      <w:r>
-        <w:t>-- 4. Xuất kết quả</w:t>
-      </w:r>
-    </w:p>
-    <w:p>
-      <w:r>
-        <w:t>DUMP sorted_wind_speed;</w:t>
+        <w:t>-- PIG 3: TỐC ĐỘ GIÓ TRUNG BÌNH THEO TỈNH</w:t>
+      </w:r>
+    </w:p>
+    <w:p>
+      <w:r>
+        <w:t>-- Tính tốc độ gió trung bình</w:t>
+      </w:r>
+    </w:p>
+    <w:p>
+      <w:pPr>
+        <w:rPr>
+          <w:b/>
+          <w:bCs/>
+        </w:rPr>
+      </w:pPr>
+      <w:r>
+        <w:rPr>
+          <w:b/>
+          <w:bCs/>
+        </w:rPr>
+        <w:t>avg_wind = FOREACH grp_province GENERATE group AS province, AVG(weather_data.wind_speed) AS avg_ws;</w:t>
+      </w:r>
+    </w:p>
+    <w:p>
+      <w:r>
+        <w:t>-- In kết quả (nếu muốn xếp giảm dần thì bạn dùng ORDER BY tương tự như trên)</w:t>
+      </w:r>
+    </w:p>
+    <w:p>
+      <w:pPr>
+        <w:rPr>
+          <w:b/>
+          <w:bCs/>
+        </w:rPr>
+      </w:pPr>
+      <w:r>
+        <w:rPr>
+          <w:b/>
+          <w:bCs/>
+        </w:rPr>
+        <w:t>DUMP avg_wind;</w:t>
+      </w:r>
+    </w:p>
+    <w:p>
+      <w:pPr>
+        <w:rPr>
+          <w:b/>
+          <w:bCs/>
+        </w:rPr>
+      </w:pPr>
+      <w:r>
+        <w:rPr>
+          <w:b/>
+          <w:bCs/>
+        </w:rPr>
+        <w:t>(Hue,8.710712338800299)</w:t>
+      </w:r>
+    </w:p>
+    <w:p>
+      <w:pPr>
+        <w:rPr>
+          <w:b/>
+          <w:bCs/>
+        </w:rPr>
+      </w:pPr>
+      <w:r>
+        <w:rPr>
+          <w:b/>
+          <w:bCs/>
+        </w:rPr>
+        <w:t>(Ca Mau,4.93298629277373)</w:t>
+      </w:r>
+    </w:p>
+    <w:p>
+      <w:pPr>
+        <w:rPr>
+          <w:b/>
+          <w:bCs/>
+        </w:rPr>
+      </w:pPr>
+      <w:r>
+        <w:rPr>
+          <w:b/>
+          <w:bCs/>
+        </w:rPr>
+        <w:t>(Ha Noi,14.290136964353797)</w:t>
+      </w:r>
+    </w:p>
+    <w:p>
+      <w:pPr>
+        <w:rPr>
+          <w:b/>
+          <w:bCs/>
+        </w:rPr>
+      </w:pPr>
+      <w:r>
+        <w:rPr>
+          <w:b/>
+          <w:bCs/>
+        </w:rPr>
+        <w:t>(Con Dao,7.023917806965031)</w:t>
+      </w:r>
+    </w:p>
+    <w:p>
+      <w:pPr>
+        <w:rPr>
+          <w:b/>
+          <w:bCs/>
+        </w:rPr>
+      </w:pPr>
+      <w:r>
+        <w:rPr>
+          <w:b/>
+          <w:bCs/>
+        </w:rPr>
+        <w:t>(Da Nang,7.771890405106218)</w:t>
+      </w:r>
+    </w:p>
+    <w:p>
+      <w:pPr>
+        <w:rPr>
+          <w:b/>
+          <w:bCs/>
+        </w:rPr>
+      </w:pPr>
+      <w:r>
+        <w:rPr>
+          <w:b/>
+          <w:bCs/>
+        </w:rPr>
+        <w:t>(Gia Lai,12.428958899354281)</w:t>
+      </w:r>
+    </w:p>
+    <w:p>
+      <w:pPr>
+        <w:rPr>
+          <w:b/>
+          <w:bCs/>
+        </w:rPr>
+      </w:pPr>
+      <w:r>
+        <w:rPr>
+          <w:b/>
+          <w:bCs/>
+        </w:rPr>
+        <w:t>(Lao Cai,7.778630130584926)</w:t>
+      </w:r>
+    </w:p>
+    <w:p>
+      <w:pPr>
+        <w:rPr>
+          <w:b/>
+          <w:bCs/>
+        </w:rPr>
+      </w:pPr>
+      <w:r>
+        <w:rPr>
+          <w:b/>
+          <w:bCs/>
+        </w:rPr>
+        <w:t>(Phu Quoc,10.843123300761393)</w:t>
+      </w:r>
+    </w:p>
+    <w:p>
+      <w:pPr>
+        <w:rPr>
+          <w:b/>
+          <w:bCs/>
+        </w:rPr>
+      </w:pPr>
+      <w:r>
+        <w:rPr>
+          <w:b/>
+          <w:bCs/>
+        </w:rPr>
+        <w:t>(Hai Phong,13.569863046358709)</w:t>
+      </w:r>
+    </w:p>
+    <w:p>
+      <w:pPr>
+        <w:rPr>
+          <w:b/>
+          <w:bCs/>
+        </w:rPr>
+      </w:pPr>
+      <w:r>
+        <w:rPr>
+          <w:b/>
+          <w:bCs/>
+        </w:rPr>
+        <w:t>(Khanh Hoa,18.199397286976854)</w:t>
+      </w:r>
+    </w:p>
+    <w:p>
+      <w:pPr>
+        <w:rPr>
+          <w:b/>
+          <w:bCs/>
+        </w:rPr>
+      </w:pPr>
+      <w:r>
+        <w:rPr>
+          <w:b/>
+          <w:bCs/>
+        </w:rPr>
+        <w:t>(Quang Ninh,15.335616450113793)</w:t>
+      </w:r>
+    </w:p>
+    <w:p>
+      <w:pPr>
+        <w:rPr>
+          <w:b/>
+          <w:bCs/>
+        </w:rPr>
+      </w:pPr>
+      <w:r>
+        <w:rPr>
+          <w:b/>
+          <w:bCs/>
+        </w:rPr>
+        <w:lastRenderedPageBreak/>
+        <w:t>(Ho Chi Minh,11.249972590355023)</w:t>
+      </w:r>
+    </w:p>
+    <w:p>
+      <w:pPr>
+        <w:rPr>
+          <w:b/>
+          <w:bCs/>
+        </w:rPr>
+      </w:pPr>
+      <w:r>
+        <w:rPr>
+          <w:b/>
+          <w:bCs/>
+        </w:rPr>
+        <w:drawing>
+          <wp:inline distT="0" distB="0" distL="0" distR="0" wp14:anchorId="5A51946E" wp14:editId="3A199106">
+            <wp:extent cx="5943600" cy="3053715"/>
+            <wp:effectExtent l="0" t="0" r="0" b="0"/>
+            <wp:docPr id="819094983" name="Picture 1"/>
+            <wp:cNvGraphicFramePr>
+              <a:graphicFrameLocks xmlns:a="http://schemas.openxmlformats.org/drawingml/2006/main" noChangeAspect="1"/>
+            </wp:cNvGraphicFramePr>
+            <a:graphic xmlns:a="http://schemas.openxmlformats.org/drawingml/2006/main">
+              <a:graphicData uri="http://schemas.openxmlformats.org/drawingml/2006/picture">
+                <pic:pic xmlns:pic="http://schemas.openxmlformats.org/drawingml/2006/picture">
+                  <pic:nvPicPr>
+                    <pic:cNvPr id="819094983" name=""/>
+                    <pic:cNvPicPr/>
+                  </pic:nvPicPr>
+                  <pic:blipFill>
+                    <a:blip r:embed="rId9"/>
+                    <a:stretch>
+                      <a:fillRect/>
+                    </a:stretch>
+                  </pic:blipFill>
+                  <pic:spPr>
+                    <a:xfrm>
+                      <a:off x="0" y="0"/>
+                      <a:ext cx="5943600" cy="3053715"/>
+                    </a:xfrm>
+                    <a:prstGeom prst="rect">
+                      <a:avLst/>
+                    </a:prstGeom>
+                  </pic:spPr>
+                </pic:pic>
+              </a:graphicData>
+            </a:graphic>
+          </wp:inline>
+        </w:drawing>
+      </w:r>
+    </w:p>
+    <w:p>
+      <w:r>
+        <w:drawing>
+          <wp:inline distT="0" distB="0" distL="0" distR="0" wp14:anchorId="493A5F28" wp14:editId="048EDB76">
+            <wp:extent cx="5943600" cy="3053715"/>
+            <wp:effectExtent l="0" t="0" r="0" b="0"/>
+            <wp:docPr id="923911112" name="Picture 1"/>
+            <wp:cNvGraphicFramePr>
+              <a:graphicFrameLocks xmlns:a="http://schemas.openxmlformats.org/drawingml/2006/main" noChangeAspect="1"/>
+            </wp:cNvGraphicFramePr>
+            <a:graphic xmlns:a="http://schemas.openxmlformats.org/drawingml/2006/main">
+              <a:graphicData uri="http://schemas.openxmlformats.org/drawingml/2006/picture">
+                <pic:pic xmlns:pic="http://schemas.openxmlformats.org/drawingml/2006/picture">
+                  <pic:nvPicPr>
+                    <pic:cNvPr id="923911112" name=""/>
+                    <pic:cNvPicPr/>
+                  </pic:nvPicPr>
+                  <pic:blipFill>
+                    <a:blip r:embed="rId10"/>
+                    <a:stretch>
+                      <a:fillRect/>
+                    </a:stretch>
+                  </pic:blipFill>
+                  <pic:spPr>
+                    <a:xfrm>
+                      <a:off x="0" y="0"/>
+                      <a:ext cx="5943600" cy="3053715"/>
+                    </a:xfrm>
+                    <a:prstGeom prst="rect">
+                      <a:avLst/>
+                    </a:prstGeom>
+                  </pic:spPr>
+                </pic:pic>
+              </a:graphicData>
+            </a:graphic>
+          </wp:inline>
+        </w:drawing>
       </w:r>
     </w:p>
     <w:p/>
@@ -381,6 +804,163 @@
     </w:sectPr>
   </w:body>
 </w:document>
+</file>
+
+<file path=word/numbering.xml><?xml version="1.0" encoding="utf-8"?>
+<w:numbering xmlns:wpc="http://schemas.microsoft.com/office/word/2010/wordprocessingCanvas" xmlns:cx="http://schemas.microsoft.com/office/drawing/2014/chartex" xmlns:cx1="http://schemas.microsoft.com/office/drawing/2015/9/8/chartex" xmlns:cx2="http://schemas.microsoft.com/office/drawing/2015/10/21/chartex" xmlns:cx3="http://schemas.microsoft.com/office/drawing/2016/5/9/chartex" xmlns:cx4="http://schemas.microsoft.com/office/drawing/2016/5/10/chartex" xmlns:cx5="http://schemas.microsoft.com/office/drawing/2016/5/11/chartex" xmlns:cx6="http://schemas.microsoft.com/office/drawing/2016/5/12/chartex" xmlns:cx7="http://schemas.microsoft.com/office/drawing/2016/5/13/chartex" xmlns:cx8="http://schemas.microsoft.com/office/drawing/2016/5/14/chartex" xmlns:mc="http://schemas.openxmlformats.org/markup-compatibility/2006" xmlns:aink="http://schemas.microsoft.com/office/drawing/2016/ink" xmlns:am3d="http://schemas.microsoft.com/office/drawing/2017/model3d" xmlns:o="urn:schemas-microsoft-com:office:office" xmlns:oel="http://schemas.microsoft.com/office/2019/extlst" xmlns:r="http://schemas.openxmlformats.org/officeDocument/2006/relationships" xmlns:m="http://schemas.openxmlformats.org/officeDocument/2006/math" xmlns:v="urn:schemas-microsoft-com:vml" xmlns:wp14="http://schemas.microsoft.com/office/word/2010/wordprocessingDrawing" xmlns:wp="http://schemas.openxmlformats.org/drawingml/2006/wordprocessingDrawing" xmlns:w10="urn:schemas-microsoft-com:office:word" xmlns:w="http://schemas.openxmlformats.org/wordprocessingml/2006/main" xmlns:w14="http://schemas.microsoft.com/office/word/2010/wordml" xmlns:w15="http://schemas.microsoft.com/office/word/2012/wordml" xmlns:w16cex="http://schemas.microsoft.com/office/word/2018/wordml/cex" xmlns:w16cid="http://schemas.microsoft.com/office/word/2016/wordml/cid" xmlns:w16="http://schemas.microsoft.com/office/word/2018/wordml" xmlns:w16du="http://schemas.microsoft.com/office/word/2023/wordml/word16du" xmlns:w16sdtdh="http://schemas.microsoft.com/office/word/2020/wordml/sdtdatahash" xmlns:w16sdtfl="http://schemas.microsoft.com/office/word/2024/wordml/sdtformatlock" xmlns:w16se="http://schemas.microsoft.com/office/word/2015/wordml/symex" xmlns:wpg="http://schemas.microsoft.com/office/word/2010/wordprocessingGroup" xmlns:wpi="http://schemas.microsoft.com/office/word/2010/wordprocessingInk" xmlns:wne="http://schemas.microsoft.com/office/word/2006/wordml" xmlns:wps="http://schemas.microsoft.com/office/word/2010/wordprocessingShape" mc:Ignorable="w14 w15 w16se w16cid w16 w16cex w16sdtdh w16sdtfl w16du wp14">
+  <w:abstractNum w:abstractNumId="0" w15:restartNumberingAfterBreak="0">
+    <w:nsid w:val="33C30E17"/>
+    <w:multiLevelType w:val="multilevel"/>
+    <w:tmpl w:val="9310780C"/>
+    <w:lvl w:ilvl="0">
+      <w:start w:val="1"/>
+      <w:numFmt w:val="bullet"/>
+      <w:lvlText w:val=""/>
+      <w:lvlJc w:val="left"/>
+      <w:pPr>
+        <w:tabs>
+          <w:tab w:val="num" w:pos="720"/>
+        </w:tabs>
+        <w:ind w:left="720" w:hanging="360"/>
+      </w:pPr>
+      <w:rPr>
+        <w:rFonts w:ascii="Symbol" w:hAnsi="Symbol" w:hint="default"/>
+        <w:sz w:val="20"/>
+      </w:rPr>
+    </w:lvl>
+    <w:lvl w:ilvl="1" w:tentative="1">
+      <w:start w:val="1"/>
+      <w:numFmt w:val="bullet"/>
+      <w:lvlText w:val="o"/>
+      <w:lvlJc w:val="left"/>
+      <w:pPr>
+        <w:tabs>
+          <w:tab w:val="num" w:pos="1440"/>
+        </w:tabs>
+        <w:ind w:left="1440" w:hanging="360"/>
+      </w:pPr>
+      <w:rPr>
+        <w:rFonts w:ascii="Courier New" w:hAnsi="Courier New" w:hint="default"/>
+        <w:sz w:val="20"/>
+      </w:rPr>
+    </w:lvl>
+    <w:lvl w:ilvl="2" w:tentative="1">
+      <w:start w:val="1"/>
+      <w:numFmt w:val="bullet"/>
+      <w:lvlText w:val=""/>
+      <w:lvlJc w:val="left"/>
+      <w:pPr>
+        <w:tabs>
+          <w:tab w:val="num" w:pos="2160"/>
+        </w:tabs>
+        <w:ind w:left="2160" w:hanging="360"/>
+      </w:pPr>
+      <w:rPr>
+        <w:rFonts w:ascii="Wingdings" w:hAnsi="Wingdings" w:hint="default"/>
+        <w:sz w:val="20"/>
+      </w:rPr>
+    </w:lvl>
+    <w:lvl w:ilvl="3" w:tentative="1">
+      <w:start w:val="1"/>
+      <w:numFmt w:val="bullet"/>
+      <w:lvlText w:val=""/>
+      <w:lvlJc w:val="left"/>
+      <w:pPr>
+        <w:tabs>
+          <w:tab w:val="num" w:pos="2880"/>
+        </w:tabs>
+        <w:ind w:left="2880" w:hanging="360"/>
+      </w:pPr>
+      <w:rPr>
+        <w:rFonts w:ascii="Wingdings" w:hAnsi="Wingdings" w:hint="default"/>
+        <w:sz w:val="20"/>
+      </w:rPr>
+    </w:lvl>
+    <w:lvl w:ilvl="4" w:tentative="1">
+      <w:start w:val="1"/>
+      <w:numFmt w:val="bullet"/>
+      <w:lvlText w:val=""/>
+      <w:lvlJc w:val="left"/>
+      <w:pPr>
+        <w:tabs>
+          <w:tab w:val="num" w:pos="3600"/>
+        </w:tabs>
+        <w:ind w:left="3600" w:hanging="360"/>
+      </w:pPr>
+      <w:rPr>
+        <w:rFonts w:ascii="Wingdings" w:hAnsi="Wingdings" w:hint="default"/>
+        <w:sz w:val="20"/>
+      </w:rPr>
+    </w:lvl>
+    <w:lvl w:ilvl="5" w:tentative="1">
+      <w:start w:val="1"/>
+      <w:numFmt w:val="bullet"/>
+      <w:lvlText w:val=""/>
+      <w:lvlJc w:val="left"/>
+      <w:pPr>
+        <w:tabs>
+          <w:tab w:val="num" w:pos="4320"/>
+        </w:tabs>
+        <w:ind w:left="4320" w:hanging="360"/>
+      </w:pPr>
+      <w:rPr>
+        <w:rFonts w:ascii="Wingdings" w:hAnsi="Wingdings" w:hint="default"/>
+        <w:sz w:val="20"/>
+      </w:rPr>
+    </w:lvl>
+    <w:lvl w:ilvl="6" w:tentative="1">
+      <w:start w:val="1"/>
+      <w:numFmt w:val="bullet"/>
+      <w:lvlText w:val=""/>
+      <w:lvlJc w:val="left"/>
+      <w:pPr>
+        <w:tabs>
+          <w:tab w:val="num" w:pos="5040"/>
+        </w:tabs>
+        <w:ind w:left="5040" w:hanging="360"/>
+      </w:pPr>
+      <w:rPr>
+        <w:rFonts w:ascii="Wingdings" w:hAnsi="Wingdings" w:hint="default"/>
+        <w:sz w:val="20"/>
+      </w:rPr>
+    </w:lvl>
+    <w:lvl w:ilvl="7" w:tentative="1">
+      <w:start w:val="1"/>
+      <w:numFmt w:val="bullet"/>
+      <w:lvlText w:val=""/>
+      <w:lvlJc w:val="left"/>
+      <w:pPr>
+        <w:tabs>
+          <w:tab w:val="num" w:pos="5760"/>
+        </w:tabs>
+        <w:ind w:left="5760" w:hanging="360"/>
+      </w:pPr>
+      <w:rPr>
+        <w:rFonts w:ascii="Wingdings" w:hAnsi="Wingdings" w:hint="default"/>
+        <w:sz w:val="20"/>
+      </w:rPr>
+    </w:lvl>
+    <w:lvl w:ilvl="8" w:tentative="1">
+      <w:start w:val="1"/>
+      <w:numFmt w:val="bullet"/>
+      <w:lvlText w:val=""/>
+      <w:lvlJc w:val="left"/>
+      <w:pPr>
+        <w:tabs>
+          <w:tab w:val="num" w:pos="6480"/>
+        </w:tabs>
+        <w:ind w:left="6480" w:hanging="360"/>
+      </w:pPr>
+      <w:rPr>
+        <w:rFonts w:ascii="Wingdings" w:hAnsi="Wingdings" w:hint="default"/>
+        <w:sz w:val="20"/>
+      </w:rPr>
+    </w:lvl>
+  </w:abstractNum>
+  <w:num w:numId="1" w16cid:durableId="2028367785">
+    <w:abstractNumId w:val="0"/>
+  </w:num>
+</w:numbering>
 </file>
 
 <file path=word/styles.xml><?xml version="1.0" encoding="utf-8"?>
